--- a/paper/Assessment/Abstract.docx
+++ b/paper/Assessment/Abstract.docx
@@ -7,7 +7,7 @@
         <w:pStyle w:val="Heading1"/>
         <w:jc w:val="center"/>
         <w:rPr>
-          <w:rFonts w:asciiTheme="majorBidi" w:hAnsiTheme="majorBidi"/>
+          <w:rFonts w:ascii="Times New Roman" w:hAnsi="Times New Roman" w:cs="Times New Roman"/>
           <w:b/>
           <w:bCs/>
           <w:color w:val="auto"/>
@@ -17,7 +17,7 @@
       </w:pPr>
       <w:r>
         <w:rPr>
-          <w:rFonts w:asciiTheme="majorBidi" w:hAnsiTheme="majorBidi"/>
+          <w:rFonts w:ascii="Times New Roman" w:hAnsi="Times New Roman" w:cs="Times New Roman"/>
           <w:b/>
           <w:bCs/>
           <w:color w:val="auto"/>
@@ -31,54 +31,40 @@
       <w:pPr>
         <w:pStyle w:val="BodyText"/>
         <w:rPr>
-          <w:rFonts w:asciiTheme="majorBidi" w:hAnsiTheme="majorBidi" w:cstheme="majorBidi"/>
+          <w:rFonts w:ascii="Times New Roman" w:hAnsi="Times New Roman" w:cs="Times New Roman"/>
         </w:rPr>
       </w:pPr>
       <w:r>
         <w:rPr>
-          <w:rFonts w:asciiTheme="majorBidi" w:hAnsiTheme="majorBidi" w:cstheme="majorBidi"/>
+          <w:rFonts w:ascii="Times New Roman" w:hAnsi="Times New Roman" w:cs="Times New Roman"/>
         </w:rPr>
-        <w:t xml:space="preserve">Recent reviews demonstrate historic questionnaires designed to assess interoceptive abilities show low convergence and likely measure distinct constructs. Motivated by the theoretical distinction between interoceptive accuracy versus attention, the Interoceptive Accuracy Scale (IAS) is a promising, and increasingly used measure, but its psychometric properties and dimensional structure remain underexplored. Across two studies, we combined data from 17 datasets (N &gt; 33,000) to provide the most comprehensive evaluation of the IAS, examining its structure (Study 1) and dispositional correlates (Study 2). Study 1 triangulated the IAS structure across multiple dimensionality-exploration algorithms, identifying a stable core of 14-items, comprising 7 correlated pairs tied to specific bodily sensations (e.g., Hunger–Thirst, Cough–Sneeze). Study 2 examined associations with measures of mood, anxiety, psychopathological, neurodevelopmental, personality, and belief-related constructs. Results revealed a nuanced pattern, with positive links with adaptive </w:t>
+        <w:t xml:space="preserve">Traditional interoceptive questionnaires show poor convergence, suggesting they tap distinct constructs. The Interoceptive Accuracy Scale (IAS), developed to separate accuracy from attention, is increasingly popular but psychometrically underexamined. Using a mega-analytic approach across 17 datasets (N &gt; 33,000), we present the most comprehensive evaluation of the IAS, covering its factor structure (Study 1) and dispositional correlates (Study 2). Study 1 triangulated results across multiple dimensionality-reduction algorithms, identifying a stable 14-item core organized into 7 correlated but distinct item pairs linked to bodily sensations (e.g., Hunger–Thirst, </w:t>
       </w:r>
       <w:proofErr w:type="gramStart"/>
       <w:r>
         <w:rPr>
-          <w:rFonts w:asciiTheme="majorBidi" w:hAnsiTheme="majorBidi" w:cstheme="majorBidi"/>
+          <w:rFonts w:ascii="Times New Roman" w:hAnsi="Times New Roman" w:cs="Times New Roman"/>
         </w:rPr>
-        <w:t>affective</w:t>
+        <w:t>Urinate</w:t>
       </w:r>
       <w:proofErr w:type="gramEnd"/>
       <w:r>
         <w:rPr>
-          <w:rFonts w:asciiTheme="majorBidi" w:hAnsiTheme="majorBidi" w:cstheme="majorBidi"/>
+          <w:rFonts w:ascii="Times New Roman" w:hAnsi="Times New Roman" w:cs="Times New Roman"/>
         </w:rPr>
-        <w:t xml:space="preserve"> and personality characteristics, and negative links with maladaptive traits. The 14-item IAS performed comparably to the original version, but item-pairing improved interpretability and highlighted domain-specific patterns. In particular, the Hungry-Thirsty and Bruise-Blood-sugar pairs displayed the strongest and most consistent associations with relevant outcomes. Taken together, these findings provide support for the idea that self-perceived interoceptive abilities </w:t>
-      </w:r>
-      <w:proofErr w:type="gramStart"/>
-      <w:r>
-        <w:rPr>
-          <w:rFonts w:asciiTheme="majorBidi" w:hAnsiTheme="majorBidi" w:cstheme="majorBidi"/>
-        </w:rPr>
-        <w:t>is</w:t>
-      </w:r>
-      <w:proofErr w:type="gramEnd"/>
-      <w:r>
-        <w:rPr>
-          <w:rFonts w:asciiTheme="majorBidi" w:hAnsiTheme="majorBidi" w:cstheme="majorBidi"/>
-        </w:rPr>
-        <w:t xml:space="preserve"> a differentiated construct, varying across bodily systems.</w:t>
+        <w:t>–Defecate, Cough–Sneeze). Study 2 examined relationships between the IAS and mood, anxiety, psychopathology, neurodevelopmental traits, personality, and belief-related constructs, finding adaptive traits positively associated and maladaptive traits negatively associated with interoceptive scores. The 14-item version performed comparably to the original 21-item scale, with item-pairing enhancing interpretability; the Hungry-Thirsty and Bruise-Blood-sugar pairs showed the strongest associations. These findings support self-perceived interoceptive ability as a differentiated, system-specific construct rather than a unitary trait.</w:t>
       </w:r>
     </w:p>
     <w:p>
       <w:pPr>
         <w:pStyle w:val="FirstParagraph"/>
         <w:rPr>
-          <w:rFonts w:asciiTheme="majorBidi" w:hAnsiTheme="majorBidi" w:cstheme="majorBidi"/>
+          <w:rFonts w:ascii="Times New Roman" w:hAnsi="Times New Roman" w:cs="Times New Roman"/>
         </w:rPr>
       </w:pPr>
       <w:r>
         <w:rPr>
-          <w:rFonts w:asciiTheme="majorBidi" w:hAnsiTheme="majorBidi" w:cstheme="majorBidi"/>
+          <w:rFonts w:ascii="Times New Roman" w:hAnsi="Times New Roman" w:cs="Times New Roman"/>
         </w:rPr>
         <w:t>Interoception, interoceptive accuracy, interoceptive sensibility, measurement, exploratory factor analysis, network analysis</w:t>
       </w:r>
@@ -86,7 +72,7 @@
     <w:p>
       <w:pPr>
         <w:rPr>
-          <w:rFonts w:asciiTheme="majorBidi" w:hAnsiTheme="majorBidi" w:cstheme="majorBidi"/>
+          <w:rFonts w:ascii="Times New Roman" w:hAnsi="Times New Roman" w:cs="Times New Roman"/>
           <w:lang w:val="en"/>
         </w:rPr>
       </w:pPr>

--- a/paper/Assessment/Abstract.docx
+++ b/paper/Assessment/Abstract.docx
@@ -29,30 +29,16 @@
     </w:p>
     <w:p>
       <w:pPr>
-        <w:pStyle w:val="BodyText"/>
+        <w:pStyle w:val="FirstParagraph"/>
         <w:rPr>
-          <w:rFonts w:ascii="Times New Roman" w:hAnsi="Times New Roman" w:cs="Times New Roman"/>
+          <w:rFonts w:asciiTheme="majorBidi" w:hAnsiTheme="majorBidi" w:cstheme="majorBidi"/>
         </w:rPr>
       </w:pPr>
       <w:r>
         <w:rPr>
-          <w:rFonts w:ascii="Times New Roman" w:hAnsi="Times New Roman" w:cs="Times New Roman"/>
+          <w:rFonts w:asciiTheme="majorBidi" w:hAnsiTheme="majorBidi" w:cstheme="majorBidi"/>
         </w:rPr>
-        <w:t xml:space="preserve">Traditional interoceptive questionnaires show poor convergence, suggesting they tap distinct constructs. The Interoceptive Accuracy Scale (IAS), developed to separate accuracy from attention, is increasingly popular but psychometrically underexamined. Using a mega-analytic approach across 17 datasets (N &gt; 33,000), we present the most comprehensive evaluation of the IAS, covering its factor structure (Study 1) and dispositional correlates (Study 2). Study 1 triangulated results across multiple dimensionality-reduction algorithms, identifying a stable 14-item core organized into 7 correlated but distinct item pairs linked to bodily sensations (e.g., Hunger–Thirst, </w:t>
-      </w:r>
-      <w:proofErr w:type="gramStart"/>
-      <w:r>
-        <w:rPr>
-          <w:rFonts w:ascii="Times New Roman" w:hAnsi="Times New Roman" w:cs="Times New Roman"/>
-        </w:rPr>
-        <w:t>Urinate</w:t>
-      </w:r>
-      <w:proofErr w:type="gramEnd"/>
-      <w:r>
-        <w:rPr>
-          <w:rFonts w:ascii="Times New Roman" w:hAnsi="Times New Roman" w:cs="Times New Roman"/>
-        </w:rPr>
-        <w:t>–Defecate, Cough–Sneeze). Study 2 examined relationships between the IAS and mood, anxiety, psychopathology, neurodevelopmental traits, personality, and belief-related constructs, finding adaptive traits positively associated and maladaptive traits negatively associated with interoceptive scores. The 14-item version performed comparably to the original 21-item scale, with item-pairing enhancing interpretability; the Hungry-Thirsty and Bruise-Blood-sugar pairs showed the strongest associations. These findings support self-perceived interoceptive ability as a differentiated, system-specific construct rather than a unitary trait.</w:t>
+        <w:t>Traditional interoceptive questionnaires show poor convergence, suggesting they tap distinct constructs. The Interoceptive Accuracy Scale (IAS), developed to separate accuracy from attention, is increasingly popular but psychometrically underexplored. Using a mega-analytic approach across 17 datasets (N &gt; 33,000), we present the most comprehensive evaluation of the IAS to date, covering its factor structure (Study 1) and dispositional correlates (Study 2). Study 1 triangulated results across multiple dimensionality-reduction algorithms, identifying a stable 14-item core organized into 7 distinct item pairs linked to bodily sensations (e.g., Hunger–Thirst). Study 2 examined relationships between the IAS and mood, anxiety, psychopathology, neurodevelopmental traits, personality, and belief-related constructs, finding adaptive traits positively associated and maladaptive traits negatively associated with interoceptive scores. The 14-item version performed comparably to the original 21-item scale, with item-pairing enhancing interpretability; the Hungry-Thirsty and Bruise-Blood-sugar pairs showed the strongest associations. These findings support self-perceived interoceptive ability as a differentiated, system-specific construct.</w:t>
       </w:r>
     </w:p>
     <w:p>
